--- a/TUAN1/hoanganh_HTML.docx
+++ b/TUAN1/hoanganh_HTML.docx
@@ -85,23 +85,7 @@
           <w:sz w:val="28"/>
           <w:szCs w:val="28"/>
         </w:rPr>
-        <w:t>HTML không phải là một ngôn ngữ lập trình mà là một ngôn ngữ đánh dấu.</w:t>
-      </w:r>
-      <w:r>
-        <w:rPr>
-          <w:rFonts w:ascii="Times New Roman" w:hAnsi="Times New Roman" w:cs="Times New Roman"/>
-          <w:sz w:val="28"/>
-          <w:szCs w:val="28"/>
-        </w:rPr>
-        <w:t xml:space="preserve"> </w:t>
-      </w:r>
-      <w:r>
-        <w:rPr>
-          <w:rFonts w:ascii="Times New Roman" w:hAnsi="Times New Roman" w:cs="Times New Roman"/>
-          <w:sz w:val="28"/>
-          <w:szCs w:val="28"/>
-        </w:rPr>
-        <w:t>HTML chủ yếu có nhiệm vụ xác định cấu trúc và nội dung của trang web, không trực tiếp thực hiện các chức năng xử lý dữ liệu hoặc tương tác phức tạp. Để xây dựng một website hoàn chỉnh, HTML thường được kết hợp với CSS và JavaScript. Trong đó, HTML đảm nhiệm cấu trúc nội dung, CSS đảm nhiệm việc thiết kế giao diện và JavaScript hỗ trợ xử lý các chức năng tương tác.</w:t>
+        <w:t>HTML không phải là một ngôn ngữ lập trình mà là một ngôn ngữ đánh dấu. HTML chủ yếu có nhiệm vụ xác định cấu trúc và nội dung của trang web, không trực tiếp thực hiện các chức năng xử lý dữ liệu hoặc tương tác phức tạp. Để xây dựng một website hoàn chỉnh, HTML thường được kết hợp với CSS và JavaScript. Trong đó, HTML đảm nhiệm cấu trúc nội dung, CSS đảm nhiệm việc thiết kế giao diện và JavaScript hỗ trợ xử lý các chức năng tương tác.</w:t>
       </w:r>
     </w:p>
     <w:p>
@@ -225,7 +209,6 @@
           <w:rFonts w:ascii="Times New Roman" w:hAnsi="Times New Roman" w:cs="Times New Roman"/>
           <w:sz w:val="28"/>
           <w:szCs w:val="28"/>
-          <w:lang w:val="en-US"/>
         </w:rPr>
       </w:pPr>
       <w:r>
@@ -544,7 +527,6 @@
           <w:rFonts w:ascii="Times New Roman" w:hAnsi="Times New Roman" w:cs="Times New Roman"/>
           <w:sz w:val="26"/>
           <w:szCs w:val="26"/>
-          <w:lang w:val="en-US"/>
         </w:rPr>
       </w:pPr>
       <w:r>
@@ -564,7 +546,6 @@
           <w:iCs/>
           <w:sz w:val="26"/>
           <w:szCs w:val="26"/>
-          <w:lang w:val="en-US"/>
         </w:rPr>
         <w:t>2</w:t>
       </w:r>
@@ -595,7 +576,6 @@
           <w:rFonts w:ascii="Times New Roman" w:hAnsi="Times New Roman" w:cs="Times New Roman"/>
           <w:sz w:val="28"/>
           <w:szCs w:val="28"/>
-          <w:lang w:val="en-US"/>
         </w:rPr>
       </w:pPr>
     </w:p>
@@ -776,7 +756,6 @@
           <w:bCs/>
           <w:sz w:val="28"/>
           <w:szCs w:val="28"/>
-          <w:lang w:val="en-US"/>
         </w:rPr>
       </w:pPr>
       <w:r>
@@ -796,7 +775,6 @@
           <w:bCs/>
           <w:sz w:val="28"/>
           <w:szCs w:val="28"/>
-          <w:lang w:val="en-US"/>
         </w:rPr>
         <w:t>:</w:t>
       </w:r>
@@ -1091,6 +1069,1054 @@
         </w:rPr>
         <w:t xml:space="preserve"> vấn đề bảo mật cần được xử lý ở các thành phần khác của hệ thống.</w:t>
       </w:r>
+    </w:p>
+    <w:p>
+      <w:pPr>
+        <w:rPr>
+          <w:rFonts w:ascii="Times New Roman" w:hAnsi="Times New Roman" w:cs="Times New Roman"/>
+          <w:sz w:val="28"/>
+          <w:szCs w:val="28"/>
+        </w:rPr>
+      </w:pPr>
+      <w:r>
+        <w:rPr>
+          <w:rFonts w:ascii="Times New Roman" w:hAnsi="Times New Roman" w:cs="Times New Roman"/>
+          <w:sz w:val="28"/>
+          <w:szCs w:val="28"/>
+        </w:rPr>
+        <w:br w:type="page"/>
+      </w:r>
+    </w:p>
+    <w:p>
+      <w:pPr>
+        <w:spacing w:before="0" w:after="0" w:line="276" w:lineRule="auto"/>
+        <w:jc w:val="both"/>
+        <w:rPr>
+          <w:rFonts w:ascii="Times New Roman" w:hAnsi="Times New Roman" w:cs="Times New Roman"/>
+          <w:b/>
+          <w:bCs/>
+          <w:sz w:val="28"/>
+          <w:szCs w:val="28"/>
+        </w:rPr>
+      </w:pPr>
+      <w:r>
+        <w:rPr>
+          <w:rFonts w:ascii="Times New Roman" w:hAnsi="Times New Roman" w:cs="Times New Roman"/>
+          <w:b/>
+          <w:bCs/>
+          <w:sz w:val="28"/>
+          <w:szCs w:val="28"/>
+        </w:rPr>
+        <w:lastRenderedPageBreak/>
+        <w:t>2. Mục tiêu</w:t>
+      </w:r>
+    </w:p>
+    <w:p>
+      <w:pPr>
+        <w:spacing w:before="0" w:after="0" w:line="276" w:lineRule="auto"/>
+        <w:jc w:val="both"/>
+        <w:rPr>
+          <w:rFonts w:ascii="Times New Roman" w:hAnsi="Times New Roman" w:cs="Times New Roman"/>
+          <w:b/>
+          <w:bCs/>
+          <w:sz w:val="28"/>
+          <w:szCs w:val="28"/>
+        </w:rPr>
+      </w:pPr>
+      <w:r>
+        <w:rPr>
+          <w:rFonts w:ascii="Times New Roman" w:hAnsi="Times New Roman" w:cs="Times New Roman"/>
+          <w:b/>
+          <w:bCs/>
+          <w:sz w:val="28"/>
+          <w:szCs w:val="28"/>
+        </w:rPr>
+        <w:t>2.1. Mục tiêu chung</w:t>
+      </w:r>
+    </w:p>
+    <w:p>
+      <w:pPr>
+        <w:spacing w:before="0" w:after="0" w:line="276" w:lineRule="auto"/>
+        <w:jc w:val="both"/>
+        <w:rPr>
+          <w:rFonts w:ascii="Times New Roman" w:hAnsi="Times New Roman" w:cs="Times New Roman"/>
+          <w:sz w:val="28"/>
+          <w:szCs w:val="28"/>
+        </w:rPr>
+      </w:pPr>
+      <w:r>
+        <w:rPr>
+          <w:rFonts w:ascii="Times New Roman" w:hAnsi="Times New Roman" w:cs="Times New Roman"/>
+          <w:sz w:val="28"/>
+          <w:szCs w:val="28"/>
+        </w:rPr>
+        <w:t>Xây dựng một hệ thống website hỗ trợ tìm kiếm và tuyển dụng việc làm nhằm kết nối người tìm việc với các nhà tuyển dụng, giúp ứng viên dễ dàng đăng ký tài khoản, quản lý thông tin cá nhân, tạo và quản lý CV, tìm kiếm, lọc, lưu và ứng tuyển các vị trí việc làm phù hợp. Đồng thời, hệ thống hỗ trợ nhà tuyển dụng quản lý thông tin công ty, đăng và quản lý tin tuyển dụng, quản lý ứng viên và xử lý hồ sơ ứng tuyển. Bên cạnh đó, hệ thống cung cấp các chức năng quản trị nhằm quản lý người dùng, nhà tuyển dụng, kiểm duyệt tin tuyển dụng và thống kê tình hình hoạt động của hệ thống một cách hiệu quả, thuận tiện và dễ bảo trì.</w:t>
+      </w:r>
+    </w:p>
+    <w:p>
+      <w:pPr>
+        <w:spacing w:before="0" w:after="0" w:line="276" w:lineRule="auto"/>
+        <w:jc w:val="both"/>
+        <w:rPr>
+          <w:rFonts w:ascii="Times New Roman" w:hAnsi="Times New Roman" w:cs="Times New Roman"/>
+          <w:b/>
+          <w:bCs/>
+          <w:sz w:val="28"/>
+          <w:szCs w:val="28"/>
+        </w:rPr>
+      </w:pPr>
+      <w:r>
+        <w:rPr>
+          <w:rFonts w:ascii="Times New Roman" w:hAnsi="Times New Roman" w:cs="Times New Roman"/>
+          <w:b/>
+          <w:bCs/>
+          <w:sz w:val="28"/>
+          <w:szCs w:val="28"/>
+        </w:rPr>
+        <w:t>2.2. Mục tiêu cụ thể (theo nguyên tắc SMART)</w:t>
+      </w:r>
+    </w:p>
+    <w:p>
+      <w:pPr>
+        <w:spacing w:before="0" w:after="0" w:line="276" w:lineRule="auto"/>
+        <w:jc w:val="both"/>
+        <w:rPr>
+          <w:rFonts w:ascii="Times New Roman" w:hAnsi="Times New Roman" w:cs="Times New Roman"/>
+          <w:sz w:val="28"/>
+          <w:szCs w:val="28"/>
+        </w:rPr>
+      </w:pPr>
+      <w:r>
+        <w:rPr>
+          <w:rFonts w:ascii="Times New Roman" w:hAnsi="Times New Roman" w:cs="Times New Roman"/>
+          <w:b/>
+          <w:bCs/>
+          <w:sz w:val="28"/>
+          <w:szCs w:val="28"/>
+        </w:rPr>
+        <w:t>Cụ thể (Specific):</w:t>
+      </w:r>
+      <w:r>
+        <w:rPr>
+          <w:rFonts w:ascii="Times New Roman" w:hAnsi="Times New Roman" w:cs="Times New Roman"/>
+          <w:sz w:val="28"/>
+          <w:szCs w:val="28"/>
+        </w:rPr>
+        <w:t xml:space="preserve"> Thiết kế và triển khai hệ thống website hỗ trợ tìm kiếm và tuyển dụng việc làm, bao gồm giao diện người dùng, các chức năng xử lý và cơ sở dữ liệu cho các nhóm chức năng chính: quản lý tài khoản và thông tin cá nhân, quản lý CV, tìm kiếm và lọc việc làm, xem và lưu việc làm, ứng tuyển và theo dõi hồ sơ ứng tuyển; quản lý thông tin công ty, đăng và quản lý tin tuyển dụng, quản lý ứng viên; quản trị người dùng, nhà tuyển dụng, kiểm duyệt tin tuyển dụng và thống kê hệ thống.</w:t>
+      </w:r>
+    </w:p>
+    <w:p>
+      <w:pPr>
+        <w:spacing w:before="0" w:after="0" w:line="276" w:lineRule="auto"/>
+        <w:jc w:val="both"/>
+        <w:rPr>
+          <w:rFonts w:ascii="Times New Roman" w:hAnsi="Times New Roman" w:cs="Times New Roman"/>
+          <w:sz w:val="28"/>
+          <w:szCs w:val="28"/>
+        </w:rPr>
+      </w:pPr>
+      <w:r>
+        <w:rPr>
+          <w:rFonts w:ascii="Times New Roman" w:hAnsi="Times New Roman" w:cs="Times New Roman"/>
+          <w:b/>
+          <w:bCs/>
+          <w:sz w:val="28"/>
+          <w:szCs w:val="28"/>
+        </w:rPr>
+        <w:t>Yêu cầu chức năng chính (Functional requirements)</w:t>
+      </w:r>
+    </w:p>
+    <w:p>
+      <w:pPr>
+        <w:numPr>
+          <w:ilvl w:val="0"/>
+          <w:numId w:val="10"/>
+        </w:numPr>
+        <w:spacing w:before="0" w:after="0" w:line="276" w:lineRule="auto"/>
+        <w:jc w:val="both"/>
+        <w:rPr>
+          <w:rFonts w:ascii="Times New Roman" w:hAnsi="Times New Roman" w:cs="Times New Roman"/>
+          <w:sz w:val="28"/>
+          <w:szCs w:val="28"/>
+        </w:rPr>
+      </w:pPr>
+      <w:r>
+        <w:rPr>
+          <w:rFonts w:ascii="Times New Roman" w:hAnsi="Times New Roman" w:cs="Times New Roman"/>
+          <w:b/>
+          <w:bCs/>
+          <w:sz w:val="28"/>
+          <w:szCs w:val="28"/>
+        </w:rPr>
+        <w:t>Đăng ký:</w:t>
+      </w:r>
+      <w:r>
+        <w:rPr>
+          <w:rFonts w:ascii="Times New Roman" w:hAnsi="Times New Roman" w:cs="Times New Roman"/>
+          <w:sz w:val="28"/>
+          <w:szCs w:val="28"/>
+        </w:rPr>
+        <w:t xml:space="preserve"> Cho phép người dùng tạo tài khoản để sử dụng các chức năng của hệ thống.</w:t>
+      </w:r>
+    </w:p>
+    <w:p>
+      <w:pPr>
+        <w:numPr>
+          <w:ilvl w:val="0"/>
+          <w:numId w:val="10"/>
+        </w:numPr>
+        <w:spacing w:before="0" w:after="0" w:line="276" w:lineRule="auto"/>
+        <w:jc w:val="both"/>
+        <w:rPr>
+          <w:rFonts w:ascii="Times New Roman" w:hAnsi="Times New Roman" w:cs="Times New Roman"/>
+          <w:sz w:val="28"/>
+          <w:szCs w:val="28"/>
+        </w:rPr>
+      </w:pPr>
+      <w:r>
+        <w:rPr>
+          <w:rFonts w:ascii="Times New Roman" w:hAnsi="Times New Roman" w:cs="Times New Roman"/>
+          <w:b/>
+          <w:bCs/>
+          <w:sz w:val="28"/>
+          <w:szCs w:val="28"/>
+        </w:rPr>
+        <w:t>Đăng nhập:</w:t>
+      </w:r>
+      <w:r>
+        <w:rPr>
+          <w:rFonts w:ascii="Times New Roman" w:hAnsi="Times New Roman" w:cs="Times New Roman"/>
+          <w:sz w:val="28"/>
+          <w:szCs w:val="28"/>
+        </w:rPr>
+        <w:t xml:space="preserve"> Cho phép người dùng đăng nhập và sử dụng các chức năng tương ứng với quyền hạn của mình.</w:t>
+      </w:r>
+    </w:p>
+    <w:p>
+      <w:pPr>
+        <w:numPr>
+          <w:ilvl w:val="0"/>
+          <w:numId w:val="10"/>
+        </w:numPr>
+        <w:spacing w:before="0" w:after="0" w:line="276" w:lineRule="auto"/>
+        <w:jc w:val="both"/>
+        <w:rPr>
+          <w:rFonts w:ascii="Times New Roman" w:hAnsi="Times New Roman" w:cs="Times New Roman"/>
+          <w:sz w:val="28"/>
+          <w:szCs w:val="28"/>
+        </w:rPr>
+      </w:pPr>
+      <w:r>
+        <w:rPr>
+          <w:rFonts w:ascii="Times New Roman" w:hAnsi="Times New Roman" w:cs="Times New Roman"/>
+          <w:b/>
+          <w:bCs/>
+          <w:sz w:val="28"/>
+          <w:szCs w:val="28"/>
+        </w:rPr>
+        <w:t>Quản lý thông tin cá nhân:</w:t>
+      </w:r>
+      <w:r>
+        <w:rPr>
+          <w:rFonts w:ascii="Times New Roman" w:hAnsi="Times New Roman" w:cs="Times New Roman"/>
+          <w:sz w:val="28"/>
+          <w:szCs w:val="28"/>
+        </w:rPr>
+        <w:t xml:space="preserve"> Cho phép người dùng xem, cập nhật và quản lý các thông tin cá nhân.</w:t>
+      </w:r>
+    </w:p>
+    <w:p>
+      <w:pPr>
+        <w:numPr>
+          <w:ilvl w:val="0"/>
+          <w:numId w:val="10"/>
+        </w:numPr>
+        <w:spacing w:before="0" w:after="0" w:line="276" w:lineRule="auto"/>
+        <w:jc w:val="both"/>
+        <w:rPr>
+          <w:rFonts w:ascii="Times New Roman" w:hAnsi="Times New Roman" w:cs="Times New Roman"/>
+          <w:sz w:val="28"/>
+          <w:szCs w:val="28"/>
+        </w:rPr>
+      </w:pPr>
+      <w:r>
+        <w:rPr>
+          <w:rFonts w:ascii="Times New Roman" w:hAnsi="Times New Roman" w:cs="Times New Roman"/>
+          <w:b/>
+          <w:bCs/>
+          <w:sz w:val="28"/>
+          <w:szCs w:val="28"/>
+        </w:rPr>
+        <w:t>Quản lý CV:</w:t>
+      </w:r>
+      <w:r>
+        <w:rPr>
+          <w:rFonts w:ascii="Times New Roman" w:hAnsi="Times New Roman" w:cs="Times New Roman"/>
+          <w:sz w:val="28"/>
+          <w:szCs w:val="28"/>
+        </w:rPr>
+        <w:t xml:space="preserve"> Cho phép ứng viên tạo, cập nhật, chỉnh sửa và quản lý CV để phục vụ quá trình ứng tuyển.</w:t>
+      </w:r>
+    </w:p>
+    <w:p>
+      <w:pPr>
+        <w:numPr>
+          <w:ilvl w:val="0"/>
+          <w:numId w:val="10"/>
+        </w:numPr>
+        <w:spacing w:before="0" w:after="0" w:line="276" w:lineRule="auto"/>
+        <w:jc w:val="both"/>
+        <w:rPr>
+          <w:rFonts w:ascii="Times New Roman" w:hAnsi="Times New Roman" w:cs="Times New Roman"/>
+          <w:sz w:val="28"/>
+          <w:szCs w:val="28"/>
+        </w:rPr>
+      </w:pPr>
+      <w:r>
+        <w:rPr>
+          <w:rFonts w:ascii="Times New Roman" w:hAnsi="Times New Roman" w:cs="Times New Roman"/>
+          <w:b/>
+          <w:bCs/>
+          <w:sz w:val="28"/>
+          <w:szCs w:val="28"/>
+        </w:rPr>
+        <w:t>Tìm kiếm việc làm:</w:t>
+      </w:r>
+      <w:r>
+        <w:rPr>
+          <w:rFonts w:ascii="Times New Roman" w:hAnsi="Times New Roman" w:cs="Times New Roman"/>
+          <w:sz w:val="28"/>
+          <w:szCs w:val="28"/>
+        </w:rPr>
+        <w:t xml:space="preserve"> Cho phép ứng viên tìm kiếm việc làm theo tên vị trí, từ khóa hoặc các thông tin liên quan.</w:t>
+      </w:r>
+    </w:p>
+    <w:p>
+      <w:pPr>
+        <w:numPr>
+          <w:ilvl w:val="0"/>
+          <w:numId w:val="10"/>
+        </w:numPr>
+        <w:spacing w:before="0" w:after="0" w:line="276" w:lineRule="auto"/>
+        <w:jc w:val="both"/>
+        <w:rPr>
+          <w:rFonts w:ascii="Times New Roman" w:hAnsi="Times New Roman" w:cs="Times New Roman"/>
+          <w:sz w:val="28"/>
+          <w:szCs w:val="28"/>
+        </w:rPr>
+      </w:pPr>
+      <w:r>
+        <w:rPr>
+          <w:rFonts w:ascii="Times New Roman" w:hAnsi="Times New Roman" w:cs="Times New Roman"/>
+          <w:b/>
+          <w:bCs/>
+          <w:sz w:val="28"/>
+          <w:szCs w:val="28"/>
+        </w:rPr>
+        <w:t>Lọc việc làm:</w:t>
+      </w:r>
+      <w:r>
+        <w:rPr>
+          <w:rFonts w:ascii="Times New Roman" w:hAnsi="Times New Roman" w:cs="Times New Roman"/>
+          <w:sz w:val="28"/>
+          <w:szCs w:val="28"/>
+        </w:rPr>
+        <w:t xml:space="preserve"> Cho phép ứng viên lọc danh sách việc làm theo các tiêu chí như địa điểm, mức lương, ngành nghề, hình thức làm việc và kinh nghiệm.</w:t>
+      </w:r>
+    </w:p>
+    <w:p>
+      <w:pPr>
+        <w:numPr>
+          <w:ilvl w:val="0"/>
+          <w:numId w:val="10"/>
+        </w:numPr>
+        <w:spacing w:before="0" w:after="0" w:line="276" w:lineRule="auto"/>
+        <w:jc w:val="both"/>
+        <w:rPr>
+          <w:rFonts w:ascii="Times New Roman" w:hAnsi="Times New Roman" w:cs="Times New Roman"/>
+          <w:sz w:val="28"/>
+          <w:szCs w:val="28"/>
+        </w:rPr>
+      </w:pPr>
+      <w:r>
+        <w:rPr>
+          <w:rFonts w:ascii="Times New Roman" w:hAnsi="Times New Roman" w:cs="Times New Roman"/>
+          <w:b/>
+          <w:bCs/>
+          <w:sz w:val="28"/>
+          <w:szCs w:val="28"/>
+        </w:rPr>
+        <w:t>Xem chi tiết việc làm:</w:t>
+      </w:r>
+      <w:r>
+        <w:rPr>
+          <w:rFonts w:ascii="Times New Roman" w:hAnsi="Times New Roman" w:cs="Times New Roman"/>
+          <w:sz w:val="28"/>
+          <w:szCs w:val="28"/>
+        </w:rPr>
+        <w:t xml:space="preserve"> Hiển thị thông tin chi tiết của tin tuyển dụng như vị trí, mô tả công việc, yêu cầu, mức lương, địa điểm và thông tin nhà tuyển dụng.</w:t>
+      </w:r>
+    </w:p>
+    <w:p>
+      <w:pPr>
+        <w:numPr>
+          <w:ilvl w:val="0"/>
+          <w:numId w:val="10"/>
+        </w:numPr>
+        <w:spacing w:before="0" w:after="0" w:line="276" w:lineRule="auto"/>
+        <w:jc w:val="both"/>
+        <w:rPr>
+          <w:rFonts w:ascii="Times New Roman" w:hAnsi="Times New Roman" w:cs="Times New Roman"/>
+          <w:sz w:val="28"/>
+          <w:szCs w:val="28"/>
+        </w:rPr>
+      </w:pPr>
+      <w:r>
+        <w:rPr>
+          <w:rFonts w:ascii="Times New Roman" w:hAnsi="Times New Roman" w:cs="Times New Roman"/>
+          <w:b/>
+          <w:bCs/>
+          <w:sz w:val="28"/>
+          <w:szCs w:val="28"/>
+        </w:rPr>
+        <w:lastRenderedPageBreak/>
+        <w:t>Lưu việc làm:</w:t>
+      </w:r>
+      <w:r>
+        <w:rPr>
+          <w:rFonts w:ascii="Times New Roman" w:hAnsi="Times New Roman" w:cs="Times New Roman"/>
+          <w:sz w:val="28"/>
+          <w:szCs w:val="28"/>
+        </w:rPr>
+        <w:t xml:space="preserve"> Cho phép ứng viên lưu các tin tuyển dụng quan tâm để xem và tham khảo lại sau.</w:t>
+      </w:r>
+    </w:p>
+    <w:p>
+      <w:pPr>
+        <w:numPr>
+          <w:ilvl w:val="0"/>
+          <w:numId w:val="10"/>
+        </w:numPr>
+        <w:spacing w:before="0" w:after="0" w:line="276" w:lineRule="auto"/>
+        <w:jc w:val="both"/>
+        <w:rPr>
+          <w:rFonts w:ascii="Times New Roman" w:hAnsi="Times New Roman" w:cs="Times New Roman"/>
+          <w:sz w:val="28"/>
+          <w:szCs w:val="28"/>
+        </w:rPr>
+      </w:pPr>
+      <w:r>
+        <w:rPr>
+          <w:rFonts w:ascii="Times New Roman" w:hAnsi="Times New Roman" w:cs="Times New Roman"/>
+          <w:b/>
+          <w:bCs/>
+          <w:sz w:val="28"/>
+          <w:szCs w:val="28"/>
+        </w:rPr>
+        <w:t>Ứng tuyển việc làm:</w:t>
+      </w:r>
+      <w:r>
+        <w:rPr>
+          <w:rFonts w:ascii="Times New Roman" w:hAnsi="Times New Roman" w:cs="Times New Roman"/>
+          <w:sz w:val="28"/>
+          <w:szCs w:val="28"/>
+        </w:rPr>
+        <w:t xml:space="preserve"> Cho phép ứng viên lựa chọn vị trí phù hợp, sử dụng CV và gửi hồ sơ ứng tuyển đến nhà tuyển dụng.</w:t>
+      </w:r>
+    </w:p>
+    <w:p>
+      <w:pPr>
+        <w:numPr>
+          <w:ilvl w:val="0"/>
+          <w:numId w:val="10"/>
+        </w:numPr>
+        <w:spacing w:before="0" w:after="0" w:line="276" w:lineRule="auto"/>
+        <w:jc w:val="both"/>
+        <w:rPr>
+          <w:rFonts w:ascii="Times New Roman" w:hAnsi="Times New Roman" w:cs="Times New Roman"/>
+          <w:sz w:val="28"/>
+          <w:szCs w:val="28"/>
+        </w:rPr>
+      </w:pPr>
+      <w:r>
+        <w:rPr>
+          <w:rFonts w:ascii="Times New Roman" w:hAnsi="Times New Roman" w:cs="Times New Roman"/>
+          <w:b/>
+          <w:bCs/>
+          <w:sz w:val="28"/>
+          <w:szCs w:val="28"/>
+        </w:rPr>
+        <w:t>Theo dõi hồ sơ ứng tuyển:</w:t>
+      </w:r>
+      <w:r>
+        <w:rPr>
+          <w:rFonts w:ascii="Times New Roman" w:hAnsi="Times New Roman" w:cs="Times New Roman"/>
+          <w:sz w:val="28"/>
+          <w:szCs w:val="28"/>
+        </w:rPr>
+        <w:t xml:space="preserve"> Cho phép ứng viên theo dõi danh sách hồ sơ đã ứng tuyển và trạng thái xử lý của từng hồ sơ.</w:t>
+      </w:r>
+    </w:p>
+    <w:p>
+      <w:pPr>
+        <w:numPr>
+          <w:ilvl w:val="0"/>
+          <w:numId w:val="10"/>
+        </w:numPr>
+        <w:spacing w:before="0" w:after="0" w:line="276" w:lineRule="auto"/>
+        <w:jc w:val="both"/>
+        <w:rPr>
+          <w:rFonts w:ascii="Times New Roman" w:hAnsi="Times New Roman" w:cs="Times New Roman"/>
+          <w:sz w:val="28"/>
+          <w:szCs w:val="28"/>
+        </w:rPr>
+      </w:pPr>
+      <w:r>
+        <w:rPr>
+          <w:rFonts w:ascii="Times New Roman" w:hAnsi="Times New Roman" w:cs="Times New Roman"/>
+          <w:b/>
+          <w:bCs/>
+          <w:sz w:val="28"/>
+          <w:szCs w:val="28"/>
+        </w:rPr>
+        <w:t>Quản lý thông tin công ty:</w:t>
+      </w:r>
+      <w:r>
+        <w:rPr>
+          <w:rFonts w:ascii="Times New Roman" w:hAnsi="Times New Roman" w:cs="Times New Roman"/>
+          <w:sz w:val="28"/>
+          <w:szCs w:val="28"/>
+        </w:rPr>
+        <w:t xml:space="preserve"> Cho phép nhà tuyển dụng cập nhật và quản lý thông tin của doanh nghiệp hoặc công ty.</w:t>
+      </w:r>
+    </w:p>
+    <w:p>
+      <w:pPr>
+        <w:numPr>
+          <w:ilvl w:val="0"/>
+          <w:numId w:val="10"/>
+        </w:numPr>
+        <w:spacing w:before="0" w:after="0" w:line="276" w:lineRule="auto"/>
+        <w:jc w:val="both"/>
+        <w:rPr>
+          <w:rFonts w:ascii="Times New Roman" w:hAnsi="Times New Roman" w:cs="Times New Roman"/>
+          <w:sz w:val="28"/>
+          <w:szCs w:val="28"/>
+        </w:rPr>
+      </w:pPr>
+      <w:r>
+        <w:rPr>
+          <w:rFonts w:ascii="Times New Roman" w:hAnsi="Times New Roman" w:cs="Times New Roman"/>
+          <w:b/>
+          <w:bCs/>
+          <w:sz w:val="28"/>
+          <w:szCs w:val="28"/>
+        </w:rPr>
+        <w:t>Đăng tin tuyển dụng:</w:t>
+      </w:r>
+      <w:r>
+        <w:rPr>
+          <w:rFonts w:ascii="Times New Roman" w:hAnsi="Times New Roman" w:cs="Times New Roman"/>
+          <w:sz w:val="28"/>
+          <w:szCs w:val="28"/>
+        </w:rPr>
+        <w:t xml:space="preserve"> Cho phép nhà tuyển dụng tạo và đăng các tin tuyển dụng với đầy đủ thông tin về vị trí cần tuyển.</w:t>
+      </w:r>
+    </w:p>
+    <w:p>
+      <w:pPr>
+        <w:numPr>
+          <w:ilvl w:val="0"/>
+          <w:numId w:val="10"/>
+        </w:numPr>
+        <w:spacing w:before="0" w:after="0" w:line="276" w:lineRule="auto"/>
+        <w:jc w:val="both"/>
+        <w:rPr>
+          <w:rFonts w:ascii="Times New Roman" w:hAnsi="Times New Roman" w:cs="Times New Roman"/>
+          <w:sz w:val="28"/>
+          <w:szCs w:val="28"/>
+        </w:rPr>
+      </w:pPr>
+      <w:r>
+        <w:rPr>
+          <w:rFonts w:ascii="Times New Roman" w:hAnsi="Times New Roman" w:cs="Times New Roman"/>
+          <w:b/>
+          <w:bCs/>
+          <w:sz w:val="28"/>
+          <w:szCs w:val="28"/>
+        </w:rPr>
+        <w:t>Quản lý tin tuyển dụng:</w:t>
+      </w:r>
+      <w:r>
+        <w:rPr>
+          <w:rFonts w:ascii="Times New Roman" w:hAnsi="Times New Roman" w:cs="Times New Roman"/>
+          <w:sz w:val="28"/>
+          <w:szCs w:val="28"/>
+        </w:rPr>
+        <w:t xml:space="preserve"> Cho phép nhà tuyển dụng xem, chỉnh sửa, cập nhật trạng thái và quản lý các tin tuyển dụng đã đăng.</w:t>
+      </w:r>
+    </w:p>
+    <w:p>
+      <w:pPr>
+        <w:numPr>
+          <w:ilvl w:val="0"/>
+          <w:numId w:val="10"/>
+        </w:numPr>
+        <w:spacing w:before="0" w:after="0" w:line="276" w:lineRule="auto"/>
+        <w:jc w:val="both"/>
+        <w:rPr>
+          <w:rFonts w:ascii="Times New Roman" w:hAnsi="Times New Roman" w:cs="Times New Roman"/>
+          <w:sz w:val="28"/>
+          <w:szCs w:val="28"/>
+        </w:rPr>
+      </w:pPr>
+      <w:r>
+        <w:rPr>
+          <w:rFonts w:ascii="Times New Roman" w:hAnsi="Times New Roman" w:cs="Times New Roman"/>
+          <w:b/>
+          <w:bCs/>
+          <w:sz w:val="28"/>
+          <w:szCs w:val="28"/>
+        </w:rPr>
+        <w:t>Quản lý ứng viên:</w:t>
+      </w:r>
+      <w:r>
+        <w:rPr>
+          <w:rFonts w:ascii="Times New Roman" w:hAnsi="Times New Roman" w:cs="Times New Roman"/>
+          <w:sz w:val="28"/>
+          <w:szCs w:val="28"/>
+        </w:rPr>
+        <w:t xml:space="preserve"> Cho phép nhà tuyển dụng xem và quản lý danh sách ứng viên đã ứng tuyển vào các vị trí tuyển dụng.</w:t>
+      </w:r>
+    </w:p>
+    <w:p>
+      <w:pPr>
+        <w:numPr>
+          <w:ilvl w:val="0"/>
+          <w:numId w:val="10"/>
+        </w:numPr>
+        <w:spacing w:before="0" w:after="0" w:line="276" w:lineRule="auto"/>
+        <w:jc w:val="both"/>
+        <w:rPr>
+          <w:rFonts w:ascii="Times New Roman" w:hAnsi="Times New Roman" w:cs="Times New Roman"/>
+          <w:sz w:val="28"/>
+          <w:szCs w:val="28"/>
+        </w:rPr>
+      </w:pPr>
+      <w:r>
+        <w:rPr>
+          <w:rFonts w:ascii="Times New Roman" w:hAnsi="Times New Roman" w:cs="Times New Roman"/>
+          <w:b/>
+          <w:bCs/>
+          <w:sz w:val="28"/>
+          <w:szCs w:val="28"/>
+        </w:rPr>
+        <w:t>Xem hồ sơ ứng viên:</w:t>
+      </w:r>
+      <w:r>
+        <w:rPr>
+          <w:rFonts w:ascii="Times New Roman" w:hAnsi="Times New Roman" w:cs="Times New Roman"/>
+          <w:sz w:val="28"/>
+          <w:szCs w:val="28"/>
+        </w:rPr>
+        <w:t xml:space="preserve"> Cho phép nhà tuyển dụng xem thông tin cá nhân, CV và các thông tin liên quan của ứng viên.</w:t>
+      </w:r>
+    </w:p>
+    <w:p>
+      <w:pPr>
+        <w:numPr>
+          <w:ilvl w:val="0"/>
+          <w:numId w:val="10"/>
+        </w:numPr>
+        <w:spacing w:before="0" w:after="0" w:line="276" w:lineRule="auto"/>
+        <w:jc w:val="both"/>
+        <w:rPr>
+          <w:rFonts w:ascii="Times New Roman" w:hAnsi="Times New Roman" w:cs="Times New Roman"/>
+          <w:sz w:val="28"/>
+          <w:szCs w:val="28"/>
+        </w:rPr>
+      </w:pPr>
+      <w:r>
+        <w:rPr>
+          <w:rFonts w:ascii="Times New Roman" w:hAnsi="Times New Roman" w:cs="Times New Roman"/>
+          <w:b/>
+          <w:bCs/>
+          <w:sz w:val="28"/>
+          <w:szCs w:val="28"/>
+        </w:rPr>
+        <w:t>Xử lý hồ sơ ứng tuyển:</w:t>
+      </w:r>
+      <w:r>
+        <w:rPr>
+          <w:rFonts w:ascii="Times New Roman" w:hAnsi="Times New Roman" w:cs="Times New Roman"/>
+          <w:sz w:val="28"/>
+          <w:szCs w:val="28"/>
+        </w:rPr>
+        <w:t xml:space="preserve"> Cho phép nhà tuyển dụng xem xét và cập nhật trạng thái hồ sơ ứng tuyển của ứng viên trong quá trình tuyển dụng.</w:t>
+      </w:r>
+    </w:p>
+    <w:p>
+      <w:pPr>
+        <w:numPr>
+          <w:ilvl w:val="0"/>
+          <w:numId w:val="10"/>
+        </w:numPr>
+        <w:spacing w:before="0" w:after="0" w:line="276" w:lineRule="auto"/>
+        <w:jc w:val="both"/>
+        <w:rPr>
+          <w:rFonts w:ascii="Times New Roman" w:hAnsi="Times New Roman" w:cs="Times New Roman"/>
+          <w:sz w:val="28"/>
+          <w:szCs w:val="28"/>
+        </w:rPr>
+      </w:pPr>
+      <w:r>
+        <w:rPr>
+          <w:rFonts w:ascii="Times New Roman" w:hAnsi="Times New Roman" w:cs="Times New Roman"/>
+          <w:b/>
+          <w:bCs/>
+          <w:sz w:val="28"/>
+          <w:szCs w:val="28"/>
+        </w:rPr>
+        <w:t>Quản lý người dùng:</w:t>
+      </w:r>
+      <w:r>
+        <w:rPr>
+          <w:rFonts w:ascii="Times New Roman" w:hAnsi="Times New Roman" w:cs="Times New Roman"/>
+          <w:sz w:val="28"/>
+          <w:szCs w:val="28"/>
+        </w:rPr>
+        <w:t xml:space="preserve"> Cho phép quản trị viên quản lý tài khoản người dùng, theo dõi thông tin và thực hiện các thao tác cần thiết đối với tài khoản.</w:t>
+      </w:r>
+    </w:p>
+    <w:p>
+      <w:pPr>
+        <w:numPr>
+          <w:ilvl w:val="0"/>
+          <w:numId w:val="10"/>
+        </w:numPr>
+        <w:spacing w:before="0" w:after="0" w:line="276" w:lineRule="auto"/>
+        <w:jc w:val="both"/>
+        <w:rPr>
+          <w:rFonts w:ascii="Times New Roman" w:hAnsi="Times New Roman" w:cs="Times New Roman"/>
+          <w:sz w:val="28"/>
+          <w:szCs w:val="28"/>
+        </w:rPr>
+      </w:pPr>
+      <w:r>
+        <w:rPr>
+          <w:rFonts w:ascii="Times New Roman" w:hAnsi="Times New Roman" w:cs="Times New Roman"/>
+          <w:b/>
+          <w:bCs/>
+          <w:sz w:val="28"/>
+          <w:szCs w:val="28"/>
+        </w:rPr>
+        <w:t>Quản lý nhà tuyển dụng:</w:t>
+      </w:r>
+      <w:r>
+        <w:rPr>
+          <w:rFonts w:ascii="Times New Roman" w:hAnsi="Times New Roman" w:cs="Times New Roman"/>
+          <w:sz w:val="28"/>
+          <w:szCs w:val="28"/>
+        </w:rPr>
+        <w:t xml:space="preserve"> Cho phép quản trị viên quản lý thông tin và tài khoản của các nhà tuyển dụng trên hệ thống.</w:t>
+      </w:r>
+    </w:p>
+    <w:p>
+      <w:pPr>
+        <w:numPr>
+          <w:ilvl w:val="0"/>
+          <w:numId w:val="10"/>
+        </w:numPr>
+        <w:spacing w:before="0" w:after="0" w:line="276" w:lineRule="auto"/>
+        <w:jc w:val="both"/>
+        <w:rPr>
+          <w:rFonts w:ascii="Times New Roman" w:hAnsi="Times New Roman" w:cs="Times New Roman"/>
+          <w:sz w:val="28"/>
+          <w:szCs w:val="28"/>
+        </w:rPr>
+      </w:pPr>
+      <w:r>
+        <w:rPr>
+          <w:rFonts w:ascii="Times New Roman" w:hAnsi="Times New Roman" w:cs="Times New Roman"/>
+          <w:b/>
+          <w:bCs/>
+          <w:sz w:val="28"/>
+          <w:szCs w:val="28"/>
+        </w:rPr>
+        <w:t>Kiểm duyệt tin tuyển dụng:</w:t>
+      </w:r>
+      <w:r>
+        <w:rPr>
+          <w:rFonts w:ascii="Times New Roman" w:hAnsi="Times New Roman" w:cs="Times New Roman"/>
+          <w:sz w:val="28"/>
+          <w:szCs w:val="28"/>
+        </w:rPr>
+        <w:t xml:space="preserve"> Cho phép quản trị viên kiểm tra, phê duyệt hoặc từ chối các tin tuyển dụng trước khi được hiển thị trên hệ thống.</w:t>
+      </w:r>
+    </w:p>
+    <w:p>
+      <w:pPr>
+        <w:numPr>
+          <w:ilvl w:val="0"/>
+          <w:numId w:val="10"/>
+        </w:numPr>
+        <w:spacing w:before="0" w:after="0" w:line="276" w:lineRule="auto"/>
+        <w:jc w:val="both"/>
+        <w:rPr>
+          <w:rFonts w:ascii="Times New Roman" w:hAnsi="Times New Roman" w:cs="Times New Roman"/>
+          <w:sz w:val="28"/>
+          <w:szCs w:val="28"/>
+        </w:rPr>
+      </w:pPr>
+      <w:r>
+        <w:rPr>
+          <w:rFonts w:ascii="Times New Roman" w:hAnsi="Times New Roman" w:cs="Times New Roman"/>
+          <w:b/>
+          <w:bCs/>
+          <w:sz w:val="28"/>
+          <w:szCs w:val="28"/>
+        </w:rPr>
+        <w:t>Thống kê hệ thống:</w:t>
+      </w:r>
+      <w:r>
+        <w:rPr>
+          <w:rFonts w:ascii="Times New Roman" w:hAnsi="Times New Roman" w:cs="Times New Roman"/>
+          <w:sz w:val="28"/>
+          <w:szCs w:val="28"/>
+        </w:rPr>
+        <w:t xml:space="preserve"> Cung cấp các thông tin thống kê về người dùng, nhà tuyển dụng, tin tuyển dụng, hồ sơ ứng tuyển và tình hình hoạt động của hệ thống.</w:t>
+      </w:r>
+    </w:p>
+    <w:p>
+      <w:pPr>
+        <w:spacing w:before="0" w:after="0" w:line="276" w:lineRule="auto"/>
+        <w:jc w:val="both"/>
+        <w:rPr>
+          <w:rFonts w:ascii="Times New Roman" w:hAnsi="Times New Roman" w:cs="Times New Roman"/>
+          <w:sz w:val="28"/>
+          <w:szCs w:val="28"/>
+        </w:rPr>
+      </w:pPr>
+      <w:r>
+        <w:rPr>
+          <w:rFonts w:ascii="Times New Roman" w:hAnsi="Times New Roman" w:cs="Times New Roman"/>
+          <w:b/>
+          <w:bCs/>
+          <w:sz w:val="28"/>
+          <w:szCs w:val="28"/>
+        </w:rPr>
+        <w:t>Yêu cầu phi chức năng (Non-functional requirements)</w:t>
+      </w:r>
+    </w:p>
+    <w:p>
+      <w:pPr>
+        <w:numPr>
+          <w:ilvl w:val="0"/>
+          <w:numId w:val="11"/>
+        </w:numPr>
+        <w:spacing w:before="0" w:after="0" w:line="276" w:lineRule="auto"/>
+        <w:jc w:val="both"/>
+        <w:rPr>
+          <w:rFonts w:ascii="Times New Roman" w:hAnsi="Times New Roman" w:cs="Times New Roman"/>
+          <w:sz w:val="28"/>
+          <w:szCs w:val="28"/>
+        </w:rPr>
+      </w:pPr>
+      <w:r>
+        <w:rPr>
+          <w:rFonts w:ascii="Times New Roman" w:hAnsi="Times New Roman" w:cs="Times New Roman"/>
+          <w:b/>
+          <w:bCs/>
+          <w:sz w:val="28"/>
+          <w:szCs w:val="28"/>
+        </w:rPr>
+        <w:t>Hiệu năng:</w:t>
+      </w:r>
+      <w:r>
+        <w:rPr>
+          <w:rFonts w:ascii="Times New Roman" w:hAnsi="Times New Roman" w:cs="Times New Roman"/>
+          <w:sz w:val="28"/>
+          <w:szCs w:val="28"/>
+        </w:rPr>
+        <w:t xml:space="preserve"> Các trang và chức năng chính của hệ thống cần có thời gian phản hồi nhanh, đáp ứng tốt các thao tác tìm kiếm, lọc việc làm và xem thông tin tuyển dụng trong điều kiện sử dụng bình thường.</w:t>
+      </w:r>
+    </w:p>
+    <w:p>
+      <w:pPr>
+        <w:numPr>
+          <w:ilvl w:val="0"/>
+          <w:numId w:val="11"/>
+        </w:numPr>
+        <w:spacing w:before="0" w:after="0" w:line="276" w:lineRule="auto"/>
+        <w:jc w:val="both"/>
+        <w:rPr>
+          <w:rFonts w:ascii="Times New Roman" w:hAnsi="Times New Roman" w:cs="Times New Roman"/>
+          <w:sz w:val="28"/>
+          <w:szCs w:val="28"/>
+        </w:rPr>
+      </w:pPr>
+      <w:r>
+        <w:rPr>
+          <w:rFonts w:ascii="Times New Roman" w:hAnsi="Times New Roman" w:cs="Times New Roman"/>
+          <w:b/>
+          <w:bCs/>
+          <w:sz w:val="28"/>
+          <w:szCs w:val="28"/>
+        </w:rPr>
+        <w:t>Bảo mật:</w:t>
+      </w:r>
+      <w:r>
+        <w:rPr>
+          <w:rFonts w:ascii="Times New Roman" w:hAnsi="Times New Roman" w:cs="Times New Roman"/>
+          <w:sz w:val="28"/>
+          <w:szCs w:val="28"/>
+        </w:rPr>
+        <w:t xml:space="preserve"> Hệ thống cần đảm bảo an toàn thông tin tài khoản và dữ liệu cá nhân, thực hiện xác thực người dùng, phân quyền truy cập và bảo vệ dữ liệu trong quá trình sử dụng.</w:t>
+      </w:r>
+    </w:p>
+    <w:p>
+      <w:pPr>
+        <w:numPr>
+          <w:ilvl w:val="0"/>
+          <w:numId w:val="11"/>
+        </w:numPr>
+        <w:spacing w:before="0" w:after="0" w:line="276" w:lineRule="auto"/>
+        <w:jc w:val="both"/>
+        <w:rPr>
+          <w:rFonts w:ascii="Times New Roman" w:hAnsi="Times New Roman" w:cs="Times New Roman"/>
+          <w:sz w:val="28"/>
+          <w:szCs w:val="28"/>
+        </w:rPr>
+      </w:pPr>
+      <w:r>
+        <w:rPr>
+          <w:rFonts w:ascii="Times New Roman" w:hAnsi="Times New Roman" w:cs="Times New Roman"/>
+          <w:b/>
+          <w:bCs/>
+          <w:sz w:val="28"/>
+          <w:szCs w:val="28"/>
+        </w:rPr>
+        <w:lastRenderedPageBreak/>
+        <w:t>Khả năng mở rộng:</w:t>
+      </w:r>
+      <w:r>
+        <w:rPr>
+          <w:rFonts w:ascii="Times New Roman" w:hAnsi="Times New Roman" w:cs="Times New Roman"/>
+          <w:sz w:val="28"/>
+          <w:szCs w:val="28"/>
+        </w:rPr>
+        <w:t xml:space="preserve"> Thiết kế cơ sở dữ liệu và các chức năng của hệ thống theo hướng dễ dàng mở rộng khi số lượng người dùng, nhà tuyển dụng, tin tuyển dụng và hồ sơ ứng tuyển tăng lên.</w:t>
+      </w:r>
+    </w:p>
+    <w:p>
+      <w:pPr>
+        <w:numPr>
+          <w:ilvl w:val="0"/>
+          <w:numId w:val="11"/>
+        </w:numPr>
+        <w:spacing w:before="0" w:after="0" w:line="276" w:lineRule="auto"/>
+        <w:jc w:val="both"/>
+        <w:rPr>
+          <w:rFonts w:ascii="Times New Roman" w:hAnsi="Times New Roman" w:cs="Times New Roman"/>
+          <w:sz w:val="28"/>
+          <w:szCs w:val="28"/>
+        </w:rPr>
+      </w:pPr>
+      <w:r>
+        <w:rPr>
+          <w:rFonts w:ascii="Times New Roman" w:hAnsi="Times New Roman" w:cs="Times New Roman"/>
+          <w:b/>
+          <w:bCs/>
+          <w:sz w:val="28"/>
+          <w:szCs w:val="28"/>
+        </w:rPr>
+        <w:t>Tính tương thích:</w:t>
+      </w:r>
+      <w:r>
+        <w:rPr>
+          <w:rFonts w:ascii="Times New Roman" w:hAnsi="Times New Roman" w:cs="Times New Roman"/>
+          <w:sz w:val="28"/>
+          <w:szCs w:val="28"/>
+        </w:rPr>
+        <w:t xml:space="preserve"> Website có giao diện responsive, có khả năng hoạt động trên các thiết bị phổ biến như máy tính, máy tính bảng và điện thoại.</w:t>
+      </w:r>
+    </w:p>
+    <w:p>
+      <w:pPr>
+        <w:numPr>
+          <w:ilvl w:val="0"/>
+          <w:numId w:val="11"/>
+        </w:numPr>
+        <w:spacing w:before="0" w:after="0" w:line="276" w:lineRule="auto"/>
+        <w:jc w:val="both"/>
+        <w:rPr>
+          <w:rFonts w:ascii="Times New Roman" w:hAnsi="Times New Roman" w:cs="Times New Roman"/>
+          <w:sz w:val="28"/>
+          <w:szCs w:val="28"/>
+        </w:rPr>
+      </w:pPr>
+      <w:r>
+        <w:rPr>
+          <w:rFonts w:ascii="Times New Roman" w:hAnsi="Times New Roman" w:cs="Times New Roman"/>
+          <w:b/>
+          <w:bCs/>
+          <w:sz w:val="28"/>
+          <w:szCs w:val="28"/>
+        </w:rPr>
+        <w:t>Khả năng bảo trì:</w:t>
+      </w:r>
+      <w:r>
+        <w:rPr>
+          <w:rFonts w:ascii="Times New Roman" w:hAnsi="Times New Roman" w:cs="Times New Roman"/>
+          <w:sz w:val="28"/>
+          <w:szCs w:val="28"/>
+        </w:rPr>
+        <w:t xml:space="preserve"> Mã nguồn được tổ chức theo cấu trúc rõ ràng, các chức năng được phân chia hợp lý và có tài liệu hướng dẫn cần thiết nhằm thuận tiện cho việc sửa đổi, nâng cấp và bảo trì hệ thống.</w:t>
+      </w:r>
+    </w:p>
+    <w:p>
+      <w:pPr>
+        <w:numPr>
+          <w:ilvl w:val="0"/>
+          <w:numId w:val="11"/>
+        </w:numPr>
+        <w:spacing w:before="0" w:after="0" w:line="276" w:lineRule="auto"/>
+        <w:jc w:val="both"/>
+        <w:rPr>
+          <w:rFonts w:ascii="Times New Roman" w:hAnsi="Times New Roman" w:cs="Times New Roman"/>
+          <w:sz w:val="28"/>
+          <w:szCs w:val="28"/>
+        </w:rPr>
+      </w:pPr>
+      <w:r>
+        <w:rPr>
+          <w:rFonts w:ascii="Times New Roman" w:hAnsi="Times New Roman" w:cs="Times New Roman"/>
+          <w:b/>
+          <w:bCs/>
+          <w:sz w:val="28"/>
+          <w:szCs w:val="28"/>
+        </w:rPr>
+        <w:t>Khả năng khôi phục:</w:t>
+      </w:r>
+      <w:r>
+        <w:rPr>
+          <w:rFonts w:ascii="Times New Roman" w:hAnsi="Times New Roman" w:cs="Times New Roman"/>
+          <w:sz w:val="28"/>
+          <w:szCs w:val="28"/>
+        </w:rPr>
+        <w:t xml:space="preserve"> Dữ liệu hệ thống cần được sao lưu định kỳ và có cơ chế ghi nhận nhật ký hoạt động nhằm hỗ trợ kiểm tra và khôi phục khi xảy ra sự cố.</w:t>
+      </w:r>
+    </w:p>
+    <w:p>
+      <w:pPr>
+        <w:spacing w:before="0" w:after="0" w:line="276" w:lineRule="auto"/>
+        <w:jc w:val="both"/>
+        <w:rPr>
+          <w:rFonts w:ascii="Times New Roman" w:hAnsi="Times New Roman" w:cs="Times New Roman"/>
+          <w:sz w:val="28"/>
+          <w:szCs w:val="28"/>
+        </w:rPr>
+      </w:pPr>
     </w:p>
     <w:p>
       <w:pPr>
@@ -1538,6 +2564,119 @@
     </w:lvl>
   </w:abstractNum>
   <w:abstractNum w:abstractNumId="3" w15:restartNumberingAfterBreak="0">
+    <w:nsid w:val="42DA7A15"/>
+    <w:multiLevelType w:val="multilevel"/>
+    <w:tmpl w:val="7A94DB00"/>
+    <w:lvl w:ilvl="0">
+      <w:start w:val="1"/>
+      <w:numFmt w:val="decimal"/>
+      <w:lvlText w:val="%1."/>
+      <w:lvlJc w:val="left"/>
+      <w:pPr>
+        <w:tabs>
+          <w:tab w:val="num" w:pos="720"/>
+        </w:tabs>
+        <w:ind w:left="720" w:hanging="360"/>
+      </w:pPr>
+    </w:lvl>
+    <w:lvl w:ilvl="1" w:tentative="1">
+      <w:start w:val="1"/>
+      <w:numFmt w:val="decimal"/>
+      <w:lvlText w:val="%2."/>
+      <w:lvlJc w:val="left"/>
+      <w:pPr>
+        <w:tabs>
+          <w:tab w:val="num" w:pos="1440"/>
+        </w:tabs>
+        <w:ind w:left="1440" w:hanging="360"/>
+      </w:pPr>
+    </w:lvl>
+    <w:lvl w:ilvl="2" w:tentative="1">
+      <w:start w:val="1"/>
+      <w:numFmt w:val="decimal"/>
+      <w:lvlText w:val="%3."/>
+      <w:lvlJc w:val="left"/>
+      <w:pPr>
+        <w:tabs>
+          <w:tab w:val="num" w:pos="2160"/>
+        </w:tabs>
+        <w:ind w:left="2160" w:hanging="360"/>
+      </w:pPr>
+    </w:lvl>
+    <w:lvl w:ilvl="3" w:tentative="1">
+      <w:start w:val="1"/>
+      <w:numFmt w:val="decimal"/>
+      <w:lvlText w:val="%4."/>
+      <w:lvlJc w:val="left"/>
+      <w:pPr>
+        <w:tabs>
+          <w:tab w:val="num" w:pos="2880"/>
+        </w:tabs>
+        <w:ind w:left="2880" w:hanging="360"/>
+      </w:pPr>
+    </w:lvl>
+    <w:lvl w:ilvl="4" w:tentative="1">
+      <w:start w:val="1"/>
+      <w:numFmt w:val="decimal"/>
+      <w:lvlText w:val="%5."/>
+      <w:lvlJc w:val="left"/>
+      <w:pPr>
+        <w:tabs>
+          <w:tab w:val="num" w:pos="3600"/>
+        </w:tabs>
+        <w:ind w:left="3600" w:hanging="360"/>
+      </w:pPr>
+    </w:lvl>
+    <w:lvl w:ilvl="5" w:tentative="1">
+      <w:start w:val="1"/>
+      <w:numFmt w:val="decimal"/>
+      <w:lvlText w:val="%6."/>
+      <w:lvlJc w:val="left"/>
+      <w:pPr>
+        <w:tabs>
+          <w:tab w:val="num" w:pos="4320"/>
+        </w:tabs>
+        <w:ind w:left="4320" w:hanging="360"/>
+      </w:pPr>
+    </w:lvl>
+    <w:lvl w:ilvl="6" w:tentative="1">
+      <w:start w:val="1"/>
+      <w:numFmt w:val="decimal"/>
+      <w:lvlText w:val="%7."/>
+      <w:lvlJc w:val="left"/>
+      <w:pPr>
+        <w:tabs>
+          <w:tab w:val="num" w:pos="5040"/>
+        </w:tabs>
+        <w:ind w:left="5040" w:hanging="360"/>
+      </w:pPr>
+    </w:lvl>
+    <w:lvl w:ilvl="7" w:tentative="1">
+      <w:start w:val="1"/>
+      <w:numFmt w:val="decimal"/>
+      <w:lvlText w:val="%8."/>
+      <w:lvlJc w:val="left"/>
+      <w:pPr>
+        <w:tabs>
+          <w:tab w:val="num" w:pos="5760"/>
+        </w:tabs>
+        <w:ind w:left="5760" w:hanging="360"/>
+      </w:pPr>
+    </w:lvl>
+    <w:lvl w:ilvl="8" w:tentative="1">
+      <w:start w:val="1"/>
+      <w:numFmt w:val="decimal"/>
+      <w:lvlText w:val="%9."/>
+      <w:lvlJc w:val="left"/>
+      <w:pPr>
+        <w:tabs>
+          <w:tab w:val="num" w:pos="6480"/>
+        </w:tabs>
+        <w:ind w:left="6480" w:hanging="360"/>
+      </w:pPr>
+    </w:lvl>
+  </w:abstractNum>
+  <w:abstractNum w:abstractNumId="4" w15:restartNumberingAfterBreak="0">
     <w:nsid w:val="53081715"/>
     <w:multiLevelType w:val="multilevel"/>
     <w:tmpl w:val="8D56C612"/>
@@ -1686,7 +2825,7 @@
       </w:rPr>
     </w:lvl>
   </w:abstractNum>
-  <w:abstractNum w:abstractNumId="4" w15:restartNumberingAfterBreak="0">
+  <w:abstractNum w:abstractNumId="5" w15:restartNumberingAfterBreak="0">
     <w:nsid w:val="58E4593D"/>
     <w:multiLevelType w:val="multilevel"/>
     <w:tmpl w:val="998068AC"/>
@@ -1835,7 +2974,7 @@
       </w:rPr>
     </w:lvl>
   </w:abstractNum>
-  <w:abstractNum w:abstractNumId="5" w15:restartNumberingAfterBreak="0">
+  <w:abstractNum w:abstractNumId="6" w15:restartNumberingAfterBreak="0">
     <w:nsid w:val="5E175077"/>
     <w:multiLevelType w:val="hybridMultilevel"/>
     <w:tmpl w:val="653E94E0"/>
@@ -1959,7 +3098,166 @@
       </w:rPr>
     </w:lvl>
   </w:abstractNum>
-  <w:abstractNum w:abstractNumId="6" w15:restartNumberingAfterBreak="0">
+  <w:abstractNum w:abstractNumId="7" w15:restartNumberingAfterBreak="0">
+    <w:nsid w:val="64706DFC"/>
+    <w:multiLevelType w:val="multilevel"/>
+    <w:tmpl w:val="685AE01E"/>
+    <w:lvl w:ilvl="0">
+      <w:start w:val="1"/>
+      <w:numFmt w:val="bullet"/>
+      <w:lvlText w:val="-"/>
+      <w:lvlJc w:val="left"/>
+      <w:pPr>
+        <w:tabs>
+          <w:tab w:val="num" w:pos="720"/>
+        </w:tabs>
+        <w:ind w:left="720" w:hanging="360"/>
+      </w:pPr>
+      <w:rPr>
+        <w:rFonts w:ascii="Times New Roman" w:eastAsia="Times New Roman" w:hAnsi="Times New Roman" w:cs="Times New Roman" w:hint="default"/>
+        <w:b w:val="0"/>
+        <w:i w:val="0"/>
+        <w:strike w:val="0"/>
+        <w:dstrike w:val="0"/>
+        <w:color w:val="000000"/>
+        <w:sz w:val="28"/>
+        <w:szCs w:val="28"/>
+        <w:u w:val="none" w:color="000000"/>
+        <w:bdr w:val="none" w:sz="0" w:space="0" w:color="auto"/>
+        <w:shd w:val="clear" w:color="auto" w:fill="auto"/>
+        <w:vertAlign w:val="baseline"/>
+      </w:rPr>
+    </w:lvl>
+    <w:lvl w:ilvl="1" w:tentative="1">
+      <w:start w:val="1"/>
+      <w:numFmt w:val="bullet"/>
+      <w:lvlText w:val="o"/>
+      <w:lvlJc w:val="left"/>
+      <w:pPr>
+        <w:tabs>
+          <w:tab w:val="num" w:pos="1440"/>
+        </w:tabs>
+        <w:ind w:left="1440" w:hanging="360"/>
+      </w:pPr>
+      <w:rPr>
+        <w:rFonts w:ascii="Courier New" w:hAnsi="Courier New" w:hint="default"/>
+        <w:sz w:val="20"/>
+      </w:rPr>
+    </w:lvl>
+    <w:lvl w:ilvl="2" w:tentative="1">
+      <w:start w:val="1"/>
+      <w:numFmt w:val="bullet"/>
+      <w:lvlText w:val=""/>
+      <w:lvlJc w:val="left"/>
+      <w:pPr>
+        <w:tabs>
+          <w:tab w:val="num" w:pos="2160"/>
+        </w:tabs>
+        <w:ind w:left="2160" w:hanging="360"/>
+      </w:pPr>
+      <w:rPr>
+        <w:rFonts w:ascii="Wingdings" w:hAnsi="Wingdings" w:hint="default"/>
+        <w:sz w:val="20"/>
+      </w:rPr>
+    </w:lvl>
+    <w:lvl w:ilvl="3" w:tentative="1">
+      <w:start w:val="1"/>
+      <w:numFmt w:val="bullet"/>
+      <w:lvlText w:val=""/>
+      <w:lvlJc w:val="left"/>
+      <w:pPr>
+        <w:tabs>
+          <w:tab w:val="num" w:pos="2880"/>
+        </w:tabs>
+        <w:ind w:left="2880" w:hanging="360"/>
+      </w:pPr>
+      <w:rPr>
+        <w:rFonts w:ascii="Wingdings" w:hAnsi="Wingdings" w:hint="default"/>
+        <w:sz w:val="20"/>
+      </w:rPr>
+    </w:lvl>
+    <w:lvl w:ilvl="4" w:tentative="1">
+      <w:start w:val="1"/>
+      <w:numFmt w:val="bullet"/>
+      <w:lvlText w:val=""/>
+      <w:lvlJc w:val="left"/>
+      <w:pPr>
+        <w:tabs>
+          <w:tab w:val="num" w:pos="3600"/>
+        </w:tabs>
+        <w:ind w:left="3600" w:hanging="360"/>
+      </w:pPr>
+      <w:rPr>
+        <w:rFonts w:ascii="Wingdings" w:hAnsi="Wingdings" w:hint="default"/>
+        <w:sz w:val="20"/>
+      </w:rPr>
+    </w:lvl>
+    <w:lvl w:ilvl="5" w:tentative="1">
+      <w:start w:val="1"/>
+      <w:numFmt w:val="bullet"/>
+      <w:lvlText w:val=""/>
+      <w:lvlJc w:val="left"/>
+      <w:pPr>
+        <w:tabs>
+          <w:tab w:val="num" w:pos="4320"/>
+        </w:tabs>
+        <w:ind w:left="4320" w:hanging="360"/>
+      </w:pPr>
+      <w:rPr>
+        <w:rFonts w:ascii="Wingdings" w:hAnsi="Wingdings" w:hint="default"/>
+        <w:sz w:val="20"/>
+      </w:rPr>
+    </w:lvl>
+    <w:lvl w:ilvl="6" w:tentative="1">
+      <w:start w:val="1"/>
+      <w:numFmt w:val="bullet"/>
+      <w:lvlText w:val=""/>
+      <w:lvlJc w:val="left"/>
+      <w:pPr>
+        <w:tabs>
+          <w:tab w:val="num" w:pos="5040"/>
+        </w:tabs>
+        <w:ind w:left="5040" w:hanging="360"/>
+      </w:pPr>
+      <w:rPr>
+        <w:rFonts w:ascii="Wingdings" w:hAnsi="Wingdings" w:hint="default"/>
+        <w:sz w:val="20"/>
+      </w:rPr>
+    </w:lvl>
+    <w:lvl w:ilvl="7" w:tentative="1">
+      <w:start w:val="1"/>
+      <w:numFmt w:val="bullet"/>
+      <w:lvlText w:val=""/>
+      <w:lvlJc w:val="left"/>
+      <w:pPr>
+        <w:tabs>
+          <w:tab w:val="num" w:pos="5760"/>
+        </w:tabs>
+        <w:ind w:left="5760" w:hanging="360"/>
+      </w:pPr>
+      <w:rPr>
+        <w:rFonts w:ascii="Wingdings" w:hAnsi="Wingdings" w:hint="default"/>
+        <w:sz w:val="20"/>
+      </w:rPr>
+    </w:lvl>
+    <w:lvl w:ilvl="8" w:tentative="1">
+      <w:start w:val="1"/>
+      <w:numFmt w:val="bullet"/>
+      <w:lvlText w:val=""/>
+      <w:lvlJc w:val="left"/>
+      <w:pPr>
+        <w:tabs>
+          <w:tab w:val="num" w:pos="6480"/>
+        </w:tabs>
+        <w:ind w:left="6480" w:hanging="360"/>
+      </w:pPr>
+      <w:rPr>
+        <w:rFonts w:ascii="Wingdings" w:hAnsi="Wingdings" w:hint="default"/>
+        <w:sz w:val="20"/>
+      </w:rPr>
+    </w:lvl>
+  </w:abstractNum>
+  <w:abstractNum w:abstractNumId="8" w15:restartNumberingAfterBreak="0">
     <w:nsid w:val="764C1649"/>
     <w:multiLevelType w:val="multilevel"/>
     <w:tmpl w:val="30EC2ED0"/>
@@ -2108,7 +3406,7 @@
       </w:rPr>
     </w:lvl>
   </w:abstractNum>
-  <w:abstractNum w:abstractNumId="7" w15:restartNumberingAfterBreak="0">
+  <w:abstractNum w:abstractNumId="9" w15:restartNumberingAfterBreak="0">
     <w:nsid w:val="7AC479FA"/>
     <w:multiLevelType w:val="hybridMultilevel"/>
     <w:tmpl w:val="61B24BDA"/>
@@ -2232,7 +3530,7 @@
       </w:rPr>
     </w:lvl>
   </w:abstractNum>
-  <w:abstractNum w:abstractNumId="8" w15:restartNumberingAfterBreak="0">
+  <w:abstractNum w:abstractNumId="10" w15:restartNumberingAfterBreak="0">
     <w:nsid w:val="7B221623"/>
     <w:multiLevelType w:val="multilevel"/>
     <w:tmpl w:val="FE4A19F6"/>
@@ -2382,31 +3680,37 @@
     </w:lvl>
   </w:abstractNum>
   <w:num w:numId="1" w16cid:durableId="543912132">
-    <w:abstractNumId w:val="8"/>
+    <w:abstractNumId w:val="10"/>
   </w:num>
   <w:num w:numId="2" w16cid:durableId="102040295">
-    <w:abstractNumId w:val="4"/>
+    <w:abstractNumId w:val="5"/>
   </w:num>
   <w:num w:numId="3" w16cid:durableId="964583558">
     <w:abstractNumId w:val="1"/>
   </w:num>
   <w:num w:numId="4" w16cid:durableId="939794839">
-    <w:abstractNumId w:val="6"/>
+    <w:abstractNumId w:val="8"/>
   </w:num>
   <w:num w:numId="5" w16cid:durableId="734855824">
-    <w:abstractNumId w:val="3"/>
+    <w:abstractNumId w:val="4"/>
   </w:num>
   <w:num w:numId="6" w16cid:durableId="1459757263">
     <w:abstractNumId w:val="0"/>
   </w:num>
   <w:num w:numId="7" w16cid:durableId="599608581">
-    <w:abstractNumId w:val="7"/>
+    <w:abstractNumId w:val="9"/>
   </w:num>
   <w:num w:numId="8" w16cid:durableId="1086531557">
     <w:abstractNumId w:val="2"/>
   </w:num>
   <w:num w:numId="9" w16cid:durableId="2027367619">
-    <w:abstractNumId w:val="5"/>
+    <w:abstractNumId w:val="6"/>
+  </w:num>
+  <w:num w:numId="10" w16cid:durableId="548998546">
+    <w:abstractNumId w:val="3"/>
+  </w:num>
+  <w:num w:numId="11" w16cid:durableId="613245255">
+    <w:abstractNumId w:val="7"/>
   </w:num>
 </w:numbering>
 </file>
